--- a/Fase 1/Evidencias Individuales/Jaña_Alvaro/Jaña_Alvaro_1.3_APT122_AutoevaluacionFase1.docx
+++ b/Fase 1/Evidencias Individuales/Jaña_Alvaro/Jaña_Alvaro_1.3_APT122_AutoevaluacionFase1.docx
@@ -4563,6 +4563,28 @@
               <w:t>Diseña pruebas de validación tanto de los productos como de los procesos utilizando buenas prácticas definidas por la industria.</w:t>
             </w:r>
           </w:p>
+          <w:p>
+            <w:pPr>
+              <w:pStyle w:val="Piedepgina"/>
+              <w:tabs>
+                <w:tab w:val="clear" w:pos="4419"/>
+                <w:tab w:val="clear" w:pos="8838"/>
+              </w:tabs>
+              <w:jc w:val="both"/>
+              <w:rPr>
+                <w:rFonts w:asciiTheme="minorHAnsi" w:hAnsiTheme="minorHAnsi" w:eastAsiaTheme="minorEastAsia" w:cstheme="minorBidi"/>
+                <w:color w:val="000000" w:themeColor="text1"/>
+              </w:rPr>
+            </w:pPr>
+            <w:r>
+              <w:rPr>
+                <w:b/>
+                <w:rFonts w:asciiTheme="minorHAnsi" w:hAnsiTheme="minorHAnsi" w:eastAsiaTheme="minorEastAsia" w:cstheme="minorBidi"/>
+                <w:color w:val="000000" w:themeColor="text1"/>
+              </w:rPr>
+              <w:t xml:space="preserve">Presente en mi propuesta: No</w:t>
+            </w:r>
+          </w:p>
         </w:tc>
       </w:tr>
       <w:tr>
@@ -4606,6 +4628,23 @@
               <w:t>1.2 Aplica Pruebas de validación tanto de los productos como de los procesos utilizando buenas prácticas definidas por la industria.</w:t>
             </w:r>
           </w:p>
+          <w:p>
+            <w:pPr>
+              <w:jc w:val="both"/>
+              <w:rPr>
+                <w:rFonts w:asciiTheme="minorHAnsi" w:hAnsiTheme="minorHAnsi" w:eastAsiaTheme="minorEastAsia" w:cstheme="minorBidi"/>
+                <w:color w:val="000000" w:themeColor="text1"/>
+              </w:rPr>
+            </w:pPr>
+            <w:r>
+              <w:rPr>
+                <w:b/>
+                <w:rFonts w:asciiTheme="minorHAnsi" w:hAnsiTheme="minorHAnsi" w:eastAsiaTheme="minorEastAsia" w:cstheme="minorBidi"/>
+                <w:color w:val="000000" w:themeColor="text1"/>
+              </w:rPr>
+              <w:t xml:space="preserve">Presente en mi propuesta: No</w:t>
+            </w:r>
+          </w:p>
         </w:tc>
       </w:tr>
       <w:tr>
@@ -4647,6 +4686,23 @@
                 <w:color w:val="000000" w:themeColor="text1"/>
               </w:rPr>
               <w:t xml:space="preserve">1.3 Desarrolla mejoras al producto en base al resultado de las mismas. </w:t>
+            </w:r>
+          </w:p>
+          <w:p>
+            <w:pPr>
+              <w:jc w:val="both"/>
+              <w:rPr>
+                <w:rFonts w:asciiTheme="minorHAnsi" w:hAnsiTheme="minorHAnsi" w:eastAsiaTheme="minorEastAsia" w:cstheme="minorBidi"/>
+                <w:color w:val="000000" w:themeColor="text1"/>
+              </w:rPr>
+            </w:pPr>
+            <w:r>
+              <w:rPr>
+                <w:b/>
+                <w:rFonts w:asciiTheme="minorHAnsi" w:hAnsiTheme="minorHAnsi" w:eastAsiaTheme="minorEastAsia" w:cstheme="minorBidi"/>
+                <w:color w:val="000000" w:themeColor="text1"/>
+              </w:rPr>
+              <w:t xml:space="preserve">Presente en mi propuesta: No</w:t>
             </w:r>
           </w:p>
         </w:tc>
@@ -4720,6 +4776,23 @@
               <w:t>2.1 Planifica proyectos informáticos, ofreciendo alternativas para la toma de decisiones de acuerdo a los requerimientos de la organización.</w:t>
             </w:r>
           </w:p>
+          <w:p>
+            <w:pPr>
+              <w:jc w:val="both"/>
+              <w:rPr>
+                <w:rFonts w:asciiTheme="minorHAnsi" w:hAnsiTheme="minorHAnsi" w:eastAsiaTheme="minorEastAsia" w:cstheme="minorBidi"/>
+                <w:color w:val="000000" w:themeColor="text1"/>
+              </w:rPr>
+            </w:pPr>
+            <w:r>
+              <w:rPr>
+                <w:b/>
+                <w:rFonts w:asciiTheme="minorHAnsi" w:hAnsiTheme="minorHAnsi" w:eastAsiaTheme="minorEastAsia" w:cstheme="minorBidi"/>
+                <w:color w:val="000000" w:themeColor="text1"/>
+              </w:rPr>
+              <w:t xml:space="preserve">Presente en mi propuesta: Sí</w:t>
+            </w:r>
+          </w:p>
         </w:tc>
       </w:tr>
       <w:tr>
@@ -4761,6 +4834,23 @@
                 <w:color w:val="000000" w:themeColor="text1"/>
               </w:rPr>
               <w:t>2.2 Controla proyectos informáticos, ofreciendo alternativas para la toma de decisiones de acuerdo a los requerimientos de la organización.</w:t>
+            </w:r>
+          </w:p>
+          <w:p>
+            <w:pPr>
+              <w:jc w:val="both"/>
+              <w:rPr>
+                <w:rFonts w:asciiTheme="minorHAnsi" w:hAnsiTheme="minorHAnsi" w:eastAsiaTheme="minorEastAsia" w:cstheme="minorBidi"/>
+                <w:color w:val="000000" w:themeColor="text1"/>
+              </w:rPr>
+            </w:pPr>
+            <w:r>
+              <w:rPr>
+                <w:b/>
+                <w:rFonts w:asciiTheme="minorHAnsi" w:hAnsiTheme="minorHAnsi" w:eastAsiaTheme="minorEastAsia" w:cstheme="minorBidi"/>
+                <w:color w:val="000000" w:themeColor="text1"/>
+              </w:rPr>
+              <w:t xml:space="preserve">Presente en mi propuesta: Sí</w:t>
             </w:r>
           </w:p>
         </w:tc>
@@ -4834,6 +4924,23 @@
               <w:t>3.1 Diseña modelos de datos para soportar los requerimientos de la organización de acuerdo a un diseño definido y escalable en el tiempo.</w:t>
             </w:r>
           </w:p>
+          <w:p>
+            <w:pPr>
+              <w:jc w:val="both"/>
+              <w:rPr>
+                <w:rFonts w:asciiTheme="minorHAnsi" w:hAnsiTheme="minorHAnsi" w:eastAsiaTheme="minorEastAsia" w:cstheme="minorBidi"/>
+                <w:color w:val="000000" w:themeColor="text1"/>
+              </w:rPr>
+            </w:pPr>
+            <w:r>
+              <w:rPr>
+                <w:b/>
+                <w:rFonts w:asciiTheme="minorHAnsi" w:hAnsiTheme="minorHAnsi" w:eastAsiaTheme="minorEastAsia" w:cstheme="minorBidi"/>
+                <w:color w:val="000000" w:themeColor="text1"/>
+              </w:rPr>
+              <w:t xml:space="preserve">Presente en mi propuesta: Sí</w:t>
+            </w:r>
+          </w:p>
         </w:tc>
       </w:tr>
       <w:tr>
@@ -4875,6 +4982,23 @@
                 <w:color w:val="000000" w:themeColor="text1"/>
               </w:rPr>
               <w:t>3.2 Implementa modelos de datos para soportar los requerimientos de la organización de acuerdo a un diseño definido y escalable en el tiempo.</w:t>
+            </w:r>
+          </w:p>
+          <w:p>
+            <w:pPr>
+              <w:jc w:val="both"/>
+              <w:rPr>
+                <w:rFonts w:asciiTheme="minorHAnsi" w:hAnsiTheme="minorHAnsi" w:eastAsiaTheme="minorEastAsia" w:cstheme="minorBidi"/>
+                <w:color w:val="000000" w:themeColor="text1"/>
+              </w:rPr>
+            </w:pPr>
+            <w:r>
+              <w:rPr>
+                <w:b/>
+                <w:rFonts w:asciiTheme="minorHAnsi" w:hAnsiTheme="minorHAnsi" w:eastAsiaTheme="minorEastAsia" w:cstheme="minorBidi"/>
+                <w:color w:val="000000" w:themeColor="text1"/>
+              </w:rPr>
+              <w:t xml:space="preserve">Presente en mi propuesta: Sí</w:t>
             </w:r>
           </w:p>
         </w:tc>
@@ -4948,6 +5072,23 @@
               <w:t>4.1 Construye una solución de software utilizando técnicas que permitan sistematizar el proceso de desarrollo y mantenimiento, asegurando el logro de los objetivos.</w:t>
             </w:r>
           </w:p>
+          <w:p>
+            <w:pPr>
+              <w:jc w:val="both"/>
+              <w:rPr>
+                <w:rFonts w:asciiTheme="minorHAnsi" w:hAnsiTheme="minorHAnsi" w:eastAsiaTheme="minorEastAsia" w:cstheme="minorBidi"/>
+                <w:color w:val="000000" w:themeColor="text1"/>
+              </w:rPr>
+            </w:pPr>
+            <w:r>
+              <w:rPr>
+                <w:b/>
+                <w:rFonts w:asciiTheme="minorHAnsi" w:hAnsiTheme="minorHAnsi" w:eastAsiaTheme="minorEastAsia" w:cstheme="minorBidi"/>
+                <w:color w:val="000000" w:themeColor="text1"/>
+              </w:rPr>
+              <w:t xml:space="preserve">Presente en mi propuesta: Sí</w:t>
+            </w:r>
+          </w:p>
         </w:tc>
       </w:tr>
       <w:tr>
@@ -4991,6 +5132,23 @@
               <w:t>4.2 Integra los distintos componentes de una solución de software utilizando técnicas que permitan sistematizar el proceso de desarrollo y mantenimiento, asegurando el logro de los objetivos.</w:t>
             </w:r>
           </w:p>
+          <w:p>
+            <w:pPr>
+              <w:jc w:val="both"/>
+              <w:rPr>
+                <w:rFonts w:asciiTheme="minorHAnsi" w:hAnsiTheme="minorHAnsi" w:eastAsiaTheme="minorEastAsia" w:cstheme="minorBidi"/>
+                <w:color w:val="000000" w:themeColor="text1"/>
+              </w:rPr>
+            </w:pPr>
+            <w:r>
+              <w:rPr>
+                <w:b/>
+                <w:rFonts w:asciiTheme="minorHAnsi" w:hAnsiTheme="minorHAnsi" w:eastAsiaTheme="minorEastAsia" w:cstheme="minorBidi"/>
+                <w:color w:val="000000" w:themeColor="text1"/>
+              </w:rPr>
+              <w:t xml:space="preserve">Presente en mi propuesta: Sí</w:t>
+            </w:r>
+          </w:p>
         </w:tc>
       </w:tr>
       <w:tr>
@@ -5032,6 +5190,23 @@
                 <w:color w:val="000000" w:themeColor="text1"/>
               </w:rPr>
               <w:t>4.3 Implanta una solución de software utilizando técnicas que permitan sistematizar el proceso de desarrollo y mantenimiento, asegurando el logro de los objetivos.</w:t>
+            </w:r>
+          </w:p>
+          <w:p>
+            <w:pPr>
+              <w:jc w:val="both"/>
+              <w:rPr>
+                <w:rFonts w:asciiTheme="minorHAnsi" w:hAnsiTheme="minorHAnsi" w:eastAsiaTheme="minorEastAsia" w:cstheme="minorBidi"/>
+                <w:color w:val="000000" w:themeColor="text1"/>
+              </w:rPr>
+            </w:pPr>
+            <w:r>
+              <w:rPr>
+                <w:b/>
+                <w:rFonts w:asciiTheme="minorHAnsi" w:hAnsiTheme="minorHAnsi" w:eastAsiaTheme="minorEastAsia" w:cstheme="minorBidi"/>
+                <w:color w:val="000000" w:themeColor="text1"/>
+              </w:rPr>
+              <w:t xml:space="preserve">Presente en mi propuesta: Sí</w:t>
             </w:r>
           </w:p>
         </w:tc>
@@ -6255,6 +6430,25 @@
               <w:t xml:space="preserve"> carrera.</w:t>
             </w:r>
           </w:p>
+          <w:p>
+            <w:pPr>
+              <w:jc w:val="center"/>
+              <w:rPr>
+                <w:rFonts w:asciiTheme="minorHAnsi" w:hAnsiTheme="minorHAnsi" w:eastAsiaTheme="minorEastAsia" w:cstheme="minorBidi"/>
+                <w:color w:val="000000" w:themeColor="text1"/>
+                <w:lang w:eastAsia="es-CL"/>
+              </w:rPr>
+            </w:pPr>
+            <w:r>
+              <w:rPr>
+                <w:b/>
+                <w:rFonts w:asciiTheme="minorHAnsi" w:hAnsiTheme="minorHAnsi" w:eastAsiaTheme="minorEastAsia" w:cstheme="minorBidi"/>
+                <w:color w:val="000000" w:themeColor="text1"/>
+                <w:lang w:eastAsia="es-CL"/>
+              </w:rPr>
+              <w:t xml:space="preserve">X</w:t>
+            </w:r>
+          </w:p>
         </w:tc>
         <w:tc>
           <w:tcPr>
@@ -6663,6 +6857,25 @@
               <w:t xml:space="preserve"> Proyecto APT.</w:t>
             </w:r>
           </w:p>
+          <w:p>
+            <w:pPr>
+              <w:jc w:val="center"/>
+              <w:rPr>
+                <w:rFonts w:asciiTheme="minorHAnsi" w:hAnsiTheme="minorHAnsi" w:eastAsiaTheme="minorEastAsia" w:cstheme="minorBidi"/>
+                <w:color w:val="000000" w:themeColor="text1"/>
+                <w:lang w:eastAsia="es-CL"/>
+              </w:rPr>
+            </w:pPr>
+            <w:r>
+              <w:rPr>
+                <w:b/>
+                <w:rFonts w:asciiTheme="minorHAnsi" w:hAnsiTheme="minorHAnsi" w:eastAsiaTheme="minorEastAsia" w:cstheme="minorBidi"/>
+                <w:color w:val="000000" w:themeColor="text1"/>
+                <w:lang w:eastAsia="es-CL"/>
+              </w:rPr>
+              <w:t xml:space="preserve">X</w:t>
+            </w:r>
+          </w:p>
         </w:tc>
         <w:tc>
           <w:tcPr>
@@ -6985,6 +7198,25 @@
               <w:t xml:space="preserve"> proyecto. </w:t>
             </w:r>
           </w:p>
+          <w:p>
+            <w:pPr>
+              <w:jc w:val="center"/>
+              <w:rPr>
+                <w:rFonts w:asciiTheme="minorHAnsi" w:hAnsiTheme="minorHAnsi" w:eastAsiaTheme="minorEastAsia" w:cstheme="minorBidi"/>
+                <w:color w:val="000000" w:themeColor="text1"/>
+                <w:lang w:eastAsia="es-CL"/>
+              </w:rPr>
+            </w:pPr>
+            <w:r>
+              <w:rPr>
+                <w:b/>
+                <w:rFonts w:asciiTheme="minorHAnsi" w:hAnsiTheme="minorHAnsi" w:eastAsiaTheme="minorEastAsia" w:cstheme="minorBidi"/>
+                <w:color w:val="000000" w:themeColor="text1"/>
+                <w:lang w:eastAsia="es-CL"/>
+              </w:rPr>
+              <w:t xml:space="preserve">X</w:t>
+            </w:r>
+          </w:p>
         </w:tc>
         <w:tc>
           <w:tcPr>
@@ -7305,6 +7537,25 @@
               <w:t xml:space="preserve"> claramente como las abordaría.</w:t>
             </w:r>
           </w:p>
+          <w:p>
+            <w:pPr>
+              <w:jc w:val="center"/>
+              <w:rPr>
+                <w:rFonts w:asciiTheme="minorHAnsi" w:hAnsiTheme="minorHAnsi" w:eastAsiaTheme="minorEastAsia" w:cstheme="minorBidi"/>
+                <w:color w:val="000000" w:themeColor="text1"/>
+                <w:lang w:eastAsia="es-CL"/>
+              </w:rPr>
+            </w:pPr>
+            <w:r>
+              <w:rPr>
+                <w:b/>
+                <w:rFonts w:asciiTheme="minorHAnsi" w:hAnsiTheme="minorHAnsi" w:eastAsiaTheme="minorEastAsia" w:cstheme="minorBidi"/>
+                <w:color w:val="000000" w:themeColor="text1"/>
+                <w:lang w:eastAsia="es-CL"/>
+              </w:rPr>
+              <w:t xml:space="preserve">X</w:t>
+            </w:r>
+          </w:p>
         </w:tc>
         <w:tc>
           <w:tcPr>
@@ -7544,6 +7795,25 @@
               <w:t xml:space="preserve"> objetivos claros, concisos y coherentes con la disciplina y la situación a abordar.</w:t>
             </w:r>
           </w:p>
+          <w:p>
+            <w:pPr>
+              <w:jc w:val="center"/>
+              <w:rPr>
+                <w:rFonts w:asciiTheme="minorHAnsi" w:hAnsiTheme="minorHAnsi" w:eastAsiaTheme="minorEastAsia" w:cstheme="minorBidi"/>
+                <w:color w:val="000000" w:themeColor="text1"/>
+                <w:lang w:eastAsia="es-CL"/>
+              </w:rPr>
+            </w:pPr>
+            <w:r>
+              <w:rPr>
+                <w:b/>
+                <w:rFonts w:asciiTheme="minorHAnsi" w:hAnsiTheme="minorHAnsi" w:eastAsiaTheme="minorEastAsia" w:cstheme="minorBidi"/>
+                <w:color w:val="000000" w:themeColor="text1"/>
+                <w:lang w:eastAsia="es-CL"/>
+              </w:rPr>
+              <w:t xml:space="preserve">X</w:t>
+            </w:r>
+          </w:p>
         </w:tc>
         <w:tc>
           <w:tcPr>
@@ -7737,6 +8007,25 @@
               <w:t xml:space="preserve"> una metodología pertinente con los requerimientos disciplinares, contemplando todos los aspectos necesarios para alcanzar los objetivos planteados.</w:t>
             </w:r>
           </w:p>
+          <w:p>
+            <w:pPr>
+              <w:jc w:val="center"/>
+              <w:rPr>
+                <w:rFonts w:asciiTheme="minorHAnsi" w:hAnsiTheme="minorHAnsi" w:eastAsiaTheme="minorEastAsia" w:cstheme="minorBidi"/>
+                <w:color w:val="000000" w:themeColor="text1"/>
+                <w:lang w:eastAsia="es-CL"/>
+              </w:rPr>
+            </w:pPr>
+            <w:r>
+              <w:rPr>
+                <w:b/>
+                <w:rFonts w:asciiTheme="minorHAnsi" w:hAnsiTheme="minorHAnsi" w:eastAsiaTheme="minorEastAsia" w:cstheme="minorBidi"/>
+                <w:color w:val="000000" w:themeColor="text1"/>
+                <w:lang w:eastAsia="es-CL"/>
+              </w:rPr>
+              <w:t xml:space="preserve">X</w:t>
+            </w:r>
+          </w:p>
         </w:tc>
         <w:tc>
           <w:tcPr>
@@ -8020,6 +8309,25 @@
               <w:t xml:space="preserve"> objetivos, teniendo en consideración los recursos, duración, facilitadores y obstaculizadores. </w:t>
             </w:r>
           </w:p>
+          <w:p>
+            <w:pPr>
+              <w:jc w:val="center"/>
+              <w:rPr>
+                <w:rFonts w:asciiTheme="minorHAnsi" w:hAnsiTheme="minorHAnsi" w:eastAsiaTheme="minorEastAsia" w:cstheme="minorBidi"/>
+                <w:color w:val="000000" w:themeColor="text1"/>
+                <w:lang w:eastAsia="es-CL"/>
+              </w:rPr>
+            </w:pPr>
+            <w:r>
+              <w:rPr>
+                <w:b/>
+                <w:rFonts w:asciiTheme="minorHAnsi" w:hAnsiTheme="minorHAnsi" w:eastAsiaTheme="minorEastAsia" w:cstheme="minorBidi"/>
+                <w:color w:val="000000" w:themeColor="text1"/>
+                <w:lang w:eastAsia="es-CL"/>
+              </w:rPr>
+              <w:t xml:space="preserve">X</w:t>
+            </w:r>
+          </w:p>
         </w:tc>
         <w:tc>
           <w:tcPr>
@@ -8310,6 +8618,23 @@
               <w:t xml:space="preserve"> con claridad su selección.</w:t>
             </w:r>
           </w:p>
+          <w:p>
+            <w:pPr>
+              <w:jc w:val="center"/>
+              <w:rPr>
+                <w:rFonts w:asciiTheme="minorHAnsi" w:hAnsiTheme="minorHAnsi" w:eastAsiaTheme="minorEastAsia" w:cstheme="minorBidi"/>
+                <w:color w:val="000000" w:themeColor="text1"/>
+              </w:rPr>
+            </w:pPr>
+            <w:r>
+              <w:rPr>
+                <w:b/>
+                <w:rFonts w:asciiTheme="minorHAnsi" w:hAnsiTheme="minorHAnsi" w:eastAsiaTheme="minorEastAsia" w:cstheme="minorBidi"/>
+                <w:color w:val="000000" w:themeColor="text1"/>
+              </w:rPr>
+              <w:t xml:space="preserve">X</w:t>
+            </w:r>
+          </w:p>
         </w:tc>
         <w:tc>
           <w:tcPr>
@@ -8565,6 +8890,25 @@
               <w:t>El texto presenta de 1 a 5 errores de ortografía, redacción o en las citas y referencias del informe.</w:t>
             </w:r>
           </w:p>
+          <w:p>
+            <w:pPr>
+              <w:jc w:val="center"/>
+              <w:rPr>
+                <w:rFonts w:asciiTheme="minorHAnsi" w:hAnsiTheme="minorHAnsi" w:eastAsiaTheme="minorEastAsia" w:cstheme="minorBidi"/>
+                <w:color w:val="000000" w:themeColor="text1"/>
+                <w:lang w:eastAsia="es-CL"/>
+              </w:rPr>
+            </w:pPr>
+            <w:r>
+              <w:rPr>
+                <w:b/>
+                <w:rFonts w:asciiTheme="minorHAnsi" w:hAnsiTheme="minorHAnsi" w:eastAsiaTheme="minorEastAsia" w:cstheme="minorBidi"/>
+                <w:color w:val="000000" w:themeColor="text1"/>
+                <w:lang w:eastAsia="es-CL"/>
+              </w:rPr>
+              <w:t xml:space="preserve">X</w:t>
+            </w:r>
+          </w:p>
         </w:tc>
         <w:tc>
           <w:tcPr>
@@ -8716,6 +9060,25 @@
               <w:t>El informe cumple con más de la mitad de los aspectos del formato establecido por la disciplina.</w:t>
             </w:r>
           </w:p>
+          <w:p>
+            <w:pPr>
+              <w:jc w:val="center"/>
+              <w:rPr>
+                <w:rFonts w:asciiTheme="minorHAnsi" w:hAnsiTheme="minorHAnsi" w:eastAsiaTheme="minorEastAsia" w:cstheme="minorBidi"/>
+                <w:color w:val="000000" w:themeColor="text1"/>
+                <w:lang w:eastAsia="es-CL"/>
+              </w:rPr>
+            </w:pPr>
+            <w:r>
+              <w:rPr>
+                <w:b/>
+                <w:rFonts w:asciiTheme="minorHAnsi" w:hAnsiTheme="minorHAnsi" w:eastAsiaTheme="minorEastAsia" w:cstheme="minorBidi"/>
+                <w:color w:val="000000" w:themeColor="text1"/>
+                <w:lang w:eastAsia="es-CL"/>
+              </w:rPr>
+              <w:t xml:space="preserve">X</w:t>
+            </w:r>
+          </w:p>
         </w:tc>
         <w:tc>
           <w:tcPr>
@@ -8891,6 +9254,25 @@
                 <w:lang w:eastAsia="es-CL"/>
               </w:rPr>
               <w:t>El informe cumple con el 60% de los indicadores de calidad disciplinarios requeridos en el diseño del Proyecto APT.</w:t>
+            </w:r>
+          </w:p>
+          <w:p>
+            <w:pPr>
+              <w:jc w:val="center"/>
+              <w:rPr>
+                <w:rFonts w:asciiTheme="minorHAnsi" w:hAnsiTheme="minorHAnsi" w:eastAsiaTheme="minorEastAsia" w:cstheme="minorBidi"/>
+                <w:color w:val="000000" w:themeColor="text1"/>
+                <w:lang w:eastAsia="es-CL"/>
+              </w:rPr>
+            </w:pPr>
+            <w:r>
+              <w:rPr>
+                <w:b/>
+                <w:rFonts w:asciiTheme="minorHAnsi" w:hAnsiTheme="minorHAnsi" w:eastAsiaTheme="minorEastAsia" w:cstheme="minorBidi"/>
+                <w:color w:val="000000" w:themeColor="text1"/>
+                <w:lang w:eastAsia="es-CL"/>
+              </w:rPr>
+              <w:t xml:space="preserve">X</w:t>
             </w:r>
           </w:p>
         </w:tc>
@@ -9194,6 +9576,41 @@
                 <w:lang w:val="es-ES"/>
               </w:rPr>
             </w:pPr>
+          </w:p>
+          <w:p>
+            <w:pPr>
+              <w:spacing w:after="0" w:line="240" w:lineRule="auto"/>
+              <w:jc w:val="center"/>
+              <w:rPr>
+                <w:rFonts w:ascii="Calibri" w:hAnsi="Calibri" w:eastAsia="Calibri" w:cs="Calibri"/>
+                <w:b w:val="0"/>
+                <w:bCs w:val="0"/>
+                <w:i w:val="0"/>
+                <w:iCs w:val="0"/>
+                <w:caps w:val="0"/>
+                <w:smallCaps w:val="0"/>
+                <w:color w:val="000000" w:themeColor="text1" w:themeTint="FF" w:themeShade="FF"/>
+                <w:sz w:val="20"/>
+                <w:szCs w:val="20"/>
+                <w:lang w:val="es-ES"/>
+              </w:rPr>
+            </w:pPr>
+            <w:r>
+              <w:rPr>
+                <w:rFonts w:ascii="Calibri" w:hAnsi="Calibri" w:eastAsia="Calibri" w:cs="Calibri"/>
+                <w:b w:val="0"/>
+                <w:bCs w:val="0"/>
+                <w:i w:val="0"/>
+                <w:iCs w:val="0"/>
+                <w:caps w:val="0"/>
+                <w:smallCaps w:val="0"/>
+                <w:color w:val="000000" w:themeColor="text1" w:themeTint="FF" w:themeShade="FF"/>
+                <w:sz w:val="20"/>
+                <w:szCs w:val="20"/>
+                <w:lang w:val="es-ES"/>
+              </w:rPr>
+              <w:t xml:space="preserve">X</w:t>
+            </w:r>
           </w:p>
         </w:tc>
         <w:tc>
